--- a/supplementary/word/journal/suppl_D_mathematical_derivations.docx
+++ b/supplementary/word/journal/suppl_D_mathematical_derivations.docx
@@ -4845,7 +4845,7 @@
       </w:r>
     </w:p>
     <w:bookmarkEnd w:id="20"/>
-    <w:bookmarkStart w:id="21" w:name="axis-f-4-capacity-sensitivity"/>
+    <w:bookmarkStart w:id="25" w:name="axis-f-4-capacity-sensitivity"/>
     <w:p>
       <w:pPr>
         <w:pStyle w:val="Heading1"/>
@@ -5579,21 +5579,1024 @@
         <w:t xml:space="preserve">.</w:t>
       </w:r>
     </w:p>
-    <w:bookmarkEnd w:id="21"/>
-    <w:bookmarkStart w:id="22" w:name="axis-f-5-paired-ari-under-masks"/>
+    <w:bookmarkStart w:id="24" w:name="subsec:canonical-k"/>
     <w:p>
       <w:pPr>
-        <w:pStyle w:val="Heading1"/>
+        <w:pStyle w:val="Heading2"/>
       </w:pPr>
       <w:r>
-        <w:t xml:space="preserve">Axis F-5: paired ARI under masks</w:t>
-      </w:r>
+        <w:t xml:space="preserve">Canonical-</w:t>
+      </w:r>
+      <m:oMath>
+        <m:r>
+          <m:t>K</m:t>
+        </m:r>
+      </m:oMath>
+      <w:r>
+        <w:t xml:space="preserve"> </w:t>
+      </w:r>
+      <w:r>
+        <w:t xml:space="preserve">rule vs F-4 recommended</w:t>
+      </w:r>
+      <w:r>
+        <w:t xml:space="preserve"> </w:t>
+      </w:r>
+      <m:oMath>
+        <m:r>
+          <m:t>K</m:t>
+        </m:r>
+      </m:oMath>
     </w:p>
     <w:p>
       <w:pPr>
         <w:pStyle w:val="FirstParagraph"/>
       </w:pPr>
       <w:r>
+        <w:t xml:space="preserve">The canonical fit used everywhere outside F-4 fixes</w:t>
+      </w:r>
+    </w:p>
+    <w:p>
+      <w:pPr>
+        <w:pStyle w:val="BodyText"/>
+      </w:pPr>
+      <m:oMathPara>
+        <m:oMathParaPr>
+          <m:jc m:val="center"/>
+        </m:oMathParaPr>
+        <m:oMath>
+          <m:sSub>
+            <m:e>
+              <m:r>
+                <m:t>K</m:t>
+              </m:r>
+            </m:e>
+            <m:sub>
+              <m:r>
+                <m:rPr>
+                  <m:nor/>
+                  <m:sty m:val="p"/>
+                </m:rPr>
+                <m:t>canonical</m:t>
+              </m:r>
+            </m:sub>
+          </m:sSub>
+          <m:r>
+            <m:rPr>
+              <m:sty m:val="p"/>
+            </m:rPr>
+            <m:t>=</m:t>
+          </m:r>
+          <m:r>
+            <m:rPr>
+              <m:sty m:val="p"/>
+            </m:rPr>
+            <m:t>max</m:t>
+          </m:r>
+          <m:r>
+            <m:t>​</m:t>
+          </m:r>
+          <m:d>
+            <m:dPr>
+              <m:begChr m:val="("/>
+              <m:sepChr m:val=""/>
+              <m:endChr m:val=")"/>
+              <m:grow/>
+            </m:dPr>
+            <m:e>
+              <m:r>
+                <m:t>4</m:t>
+              </m:r>
+              <m:r>
+                <m:rPr>
+                  <m:sty m:val="p"/>
+                </m:rPr>
+                <m:t>,</m:t>
+              </m:r>
+              <m:r>
+                <m:t> </m:t>
+              </m:r>
+              <m:r>
+                <m:rPr>
+                  <m:sty m:val="p"/>
+                </m:rPr>
+                <m:t>min</m:t>
+              </m:r>
+              <m:r>
+                <m:rPr>
+                  <m:sty m:val="p"/>
+                </m:rPr>
+                <m:t>(</m:t>
+              </m:r>
+              <m:r>
+                <m:t>12</m:t>
+              </m:r>
+              <m:r>
+                <m:rPr>
+                  <m:sty m:val="p"/>
+                </m:rPr>
+                <m:t>,</m:t>
+              </m:r>
+              <m:r>
+                <m:t> </m:t>
+              </m:r>
+              <m:sSub>
+                <m:e>
+                  <m:r>
+                    <m:t>n</m:t>
+                  </m:r>
+                </m:e>
+                <m:sub>
+                  <m:r>
+                    <m:rPr>
+                      <m:nor/>
+                      <m:sty m:val="p"/>
+                    </m:rPr>
+                    <m:t>classes</m:t>
+                  </m:r>
+                </m:sub>
+              </m:sSub>
+              <m:r>
+                <m:rPr>
+                  <m:sty m:val="p"/>
+                </m:rPr>
+                <m:t>)</m:t>
+              </m:r>
+            </m:e>
+          </m:d>
+          <m:r>
+            <m:rPr>
+              <m:sty m:val="p"/>
+            </m:rPr>
+            <m:t>,</m:t>
+          </m:r>
+        </m:oMath>
+      </m:oMathPara>
+    </w:p>
+    <w:p>
+      <w:pPr>
+        <w:pStyle w:val="FirstParagraph"/>
+      </w:pPr>
+      <w:r>
+        <w:t xml:space="preserve">yielding</w:t>
+      </w:r>
+      <w:r>
+        <w:t xml:space="preserve"> </w:t>
+      </w:r>
+      <m:oMath>
+        <m:r>
+          <m:t>K</m:t>
+        </m:r>
+        <m:r>
+          <m:rPr>
+            <m:sty m:val="p"/>
+          </m:rPr>
+          <m:t>=</m:t>
+        </m:r>
+        <m:r>
+          <m:t>12</m:t>
+        </m:r>
+      </m:oMath>
+      <w:r>
+        <w:t xml:space="preserve"> </w:t>
+      </w:r>
+      <w:r>
+        <w:t xml:space="preserve">on Indian Pines, Salinas, KSC and Botswana,</w:t>
+      </w:r>
+      <w:r>
+        <w:t xml:space="preserve"> </w:t>
+      </w:r>
+      <m:oMath>
+        <m:r>
+          <m:t>K</m:t>
+        </m:r>
+        <m:r>
+          <m:rPr>
+            <m:sty m:val="p"/>
+          </m:rPr>
+          <m:t>=</m:t>
+        </m:r>
+        <m:r>
+          <m:t>9</m:t>
+        </m:r>
+      </m:oMath>
+      <w:r>
+        <w:t xml:space="preserve"> </w:t>
+      </w:r>
+      <w:r>
+        <w:t xml:space="preserve">on Pavia U, and</w:t>
+      </w:r>
+      <w:r>
+        <w:t xml:space="preserve"> </w:t>
+      </w:r>
+      <m:oMath>
+        <m:r>
+          <m:t>K</m:t>
+        </m:r>
+        <m:r>
+          <m:rPr>
+            <m:sty m:val="p"/>
+          </m:rPr>
+          <m:t>=</m:t>
+        </m:r>
+        <m:r>
+          <m:t>6</m:t>
+        </m:r>
+      </m:oMath>
+      <w:r>
+        <w:t xml:space="preserve"> </w:t>
+      </w:r>
+      <w:r>
+        <w:t xml:space="preserve">on Salinas-A. The F-4 capacity</w:t>
+      </w:r>
+      <w:r>
+        <w:t xml:space="preserve"> </w:t>
+      </w:r>
+      <w:r>
+        <w:t xml:space="preserve">sweep, by contrast, returns</w:t>
+      </w:r>
+      <w:r>
+        <w:t xml:space="preserve"> </w:t>
+      </w:r>
+      <m:oMath>
+        <m:sSub>
+          <m:e>
+            <m:r>
+              <m:t>K</m:t>
+            </m:r>
+          </m:e>
+          <m:sub>
+            <m:r>
+              <m:rPr>
+                <m:nor/>
+                <m:sty m:val="p"/>
+              </m:rPr>
+              <m:t>recommended</m:t>
+            </m:r>
+          </m:sub>
+        </m:sSub>
+        <m:r>
+          <m:rPr>
+            <m:sty m:val="p"/>
+          </m:rPr>
+          <m:t>=</m:t>
+        </m:r>
+        <m:r>
+          <m:t>4</m:t>
+        </m:r>
+      </m:oMath>
+      <w:r>
+        <w:t xml:space="preserve"> </w:t>
+      </w:r>
+      <w:r>
+        <w:t xml:space="preserve">uniformly</w:t>
+      </w:r>
+      <w:r>
+        <w:t xml:space="preserve"> </w:t>
+      </w:r>
+      <w:r>
+        <w:t xml:space="preserve">across all six labelled scenes (recommendation rule</w:t>
+      </w:r>
+      <w:r>
+        <w:t xml:space="preserve"> </w:t>
+      </w:r>
+      <m:oMath>
+        <m:r>
+          <m:rPr>
+            <m:sty m:val="p"/>
+          </m:rPr>
+          <m:t>−</m:t>
+        </m:r>
+      </m:oMath>
+      <w:r>
+        <w:t xml:space="preserve">perplexity_test_norm</w:t>
+      </w:r>
+      <w:r>
+        <w:t xml:space="preserve"> </w:t>
+      </w:r>
+      <m:oMath>
+        <m:r>
+          <m:rPr>
+            <m:sty m:val="p"/>
+          </m:rPr>
+          <m:t>+</m:t>
+        </m:r>
+      </m:oMath>
+      <w:r>
+        <w:t xml:space="preserve"> </w:t>
+      </w:r>
+      <w:r>
+        <w:t xml:space="preserve">npmi_mean</w:t>
+      </w:r>
+      <w:r>
+        <w:t xml:space="preserve"> </w:t>
+      </w:r>
+      <m:oMath>
+        <m:r>
+          <m:rPr>
+            <m:sty m:val="p"/>
+          </m:rPr>
+          <m:t>+</m:t>
+        </m:r>
+      </m:oMath>
+      <w:r>
+        <w:t xml:space="preserve"> </w:t>
+      </w:r>
+      <w:r>
+        <w:t xml:space="preserve">matched_cosine_mean,</w:t>
+      </w:r>
+      <w:r>
+        <w:t xml:space="preserve"> </w:t>
+      </w:r>
+      <w:r>
+        <w:t xml:space="preserve">implemented in</w:t>
+      </w:r>
+      <w:r>
+        <w:t xml:space="preserve"> </w:t>
+      </w:r>
+      <w:r>
+        <w:rPr>
+          <w:rStyle w:val="VerbatimChar"/>
+        </w:rPr>
+        <w:t xml:space="preserve">data-pipeline/build_lda_sweep.py</w:t>
+      </w:r>
+      <w:r>
+        <w:t xml:space="preserve"> </w:t>
+      </w:r>
+      <w:r>
+        <w:t xml:space="preserve">of the</w:t>
+      </w:r>
+      <w:r>
+        <w:t xml:space="preserve"> </w:t>
+      </w:r>
+      <w:r>
+        <w:t xml:space="preserve">companion code repository). This looks like a contradiction; it is</w:t>
+      </w:r>
+      <w:r>
+        <w:t xml:space="preserve"> </w:t>
+      </w:r>
+      <w:r>
+        <w:t xml:space="preserve">not, and the resolution is that the two rules optimise different</w:t>
+      </w:r>
+      <w:r>
+        <w:t xml:space="preserve"> </w:t>
+      </w:r>
+      <w:r>
+        <w:t xml:space="preserve">objectives.</w:t>
+      </w:r>
+    </w:p>
+    <w:bookmarkStart w:id="21" w:name="f-4-recommended-k."/>
+    <w:p>
+      <w:pPr>
+        <w:pStyle w:val="Heading4"/>
+      </w:pPr>
+      <w:r>
+        <w:t xml:space="preserve">F-4 recommended</w:t>
+      </w:r>
+      <w:r>
+        <w:t xml:space="preserve"> </w:t>
+      </w:r>
+      <m:oMath>
+        <m:r>
+          <m:t>K</m:t>
+        </m:r>
+      </m:oMath>
+      <w:r>
+        <w:t xml:space="preserve">.</w:t>
+      </w:r>
+    </w:p>
+    <w:p>
+      <w:pPr>
+        <w:pStyle w:val="FirstParagraph"/>
+      </w:pPr>
+      <w:r>
+        <w:t xml:space="preserve">Maximises three intrinsic quality</w:t>
+      </w:r>
+      <w:r>
+        <w:t xml:space="preserve"> </w:t>
+      </w:r>
+      <w:r>
+        <w:t xml:space="preserve">criteria: held-out perplexity, top-</w:t>
+      </w:r>
+      <m:oMath>
+        <m:r>
+          <m:t>N</m:t>
+        </m:r>
+      </m:oMath>
+      <w:r>
+        <w:t xml:space="preserve"> </w:t>
+      </w:r>
+      <w:r>
+        <w:t xml:space="preserve">word coherence, seed</w:t>
+      </w:r>
+      <w:r>
+        <w:t xml:space="preserve"> </w:t>
+      </w:r>
+      <w:r>
+        <w:t xml:space="preserve">stability. On every labelled scene the F-4 grid shows perplexity</w:t>
+      </w:r>
+      <w:r>
+        <w:t xml:space="preserve"> </w:t>
+      </w:r>
+      <w:r>
+        <w:t xml:space="preserve">monotonically increasing in</w:t>
+      </w:r>
+      <w:r>
+        <w:t xml:space="preserve"> </w:t>
+      </w:r>
+      <m:oMath>
+        <m:r>
+          <m:t>K</m:t>
+        </m:r>
+      </m:oMath>
+      <w:r>
+        <w:t xml:space="preserve">, topic-diversity monotonically</w:t>
+      </w:r>
+      <w:r>
+        <w:t xml:space="preserve"> </w:t>
+      </w:r>
+      <w:r>
+        <w:t xml:space="preserve">decreasing in</w:t>
+      </w:r>
+      <w:r>
+        <w:t xml:space="preserve"> </w:t>
+      </w:r>
+      <m:oMath>
+        <m:r>
+          <m:t>K</m:t>
+        </m:r>
+      </m:oMath>
+      <w:r>
+        <w:t xml:space="preserve">, and matched-cosine essentially flat</w:t>
+      </w:r>
+      <w:r>
+        <w:t xml:space="preserve"> </w:t>
+      </w:r>
+      <w:r>
+        <w:t xml:space="preserve">(</w:t>
+      </w:r>
+      <m:oMath>
+        <m:r>
+          <m:rPr>
+            <m:sty m:val="p"/>
+          </m:rPr>
+          <m:t>∈</m:t>
+        </m:r>
+        <m:r>
+          <m:rPr>
+            <m:sty m:val="p"/>
+          </m:rPr>
+          <m:t>[</m:t>
+        </m:r>
+        <m:r>
+          <m:t>0.95</m:t>
+        </m:r>
+        <m:r>
+          <m:rPr>
+            <m:sty m:val="p"/>
+          </m:rPr>
+          <m:t>,</m:t>
+        </m:r>
+        <m:r>
+          <m:t>0.99</m:t>
+        </m:r>
+        <m:r>
+          <m:rPr>
+            <m:sty m:val="p"/>
+          </m:rPr>
+          <m:t>]</m:t>
+        </m:r>
+      </m:oMath>
+      <w:r>
+        <w:t xml:space="preserve">); the rule therefore picks the smallest</w:t>
+      </w:r>
+      <w:r>
+        <w:t xml:space="preserve"> </w:t>
+      </w:r>
+      <m:oMath>
+        <m:r>
+          <m:t>K</m:t>
+        </m:r>
+      </m:oMath>
+      <w:r>
+        <w:t xml:space="preserve"> </w:t>
+      </w:r>
+      <w:r>
+        <w:t xml:space="preserve">in the grid,</w:t>
+      </w:r>
+      <w:r>
+        <w:t xml:space="preserve"> </w:t>
+      </w:r>
+      <m:oMath>
+        <m:r>
+          <m:t>K</m:t>
+        </m:r>
+        <m:r>
+          <m:rPr>
+            <m:sty m:val="p"/>
+          </m:rPr>
+          <m:t>=</m:t>
+        </m:r>
+        <m:r>
+          <m:t>4</m:t>
+        </m:r>
+      </m:oMath>
+      <w:r>
+        <w:t xml:space="preserve">. This is the answer to</w:t>
+      </w:r>
+      <w:r>
+        <w:t xml:space="preserve"> </w:t>
+      </w:r>
+      <w:r>
+        <w:rPr>
+          <w:i/>
+          <w:iCs/>
+        </w:rPr>
+        <w:t xml:space="preserve">“what is the smallest basis that explains the corpus word</w:t>
+      </w:r>
+      <w:r>
+        <w:rPr>
+          <w:i/>
+          <w:iCs/>
+        </w:rPr>
+        <w:t xml:space="preserve"> </w:t>
+      </w:r>
+      <w:r>
+        <w:rPr>
+          <w:i/>
+          <w:iCs/>
+        </w:rPr>
+        <w:t xml:space="preserve">frequencies well and is stable across seeds?”</w:t>
+      </w:r>
+    </w:p>
+    <w:bookmarkEnd w:id="21"/>
+    <w:bookmarkStart w:id="22" w:name="canonical-k."/>
+    <w:p>
+      <w:pPr>
+        <w:pStyle w:val="Heading4"/>
+      </w:pPr>
+      <w:r>
+        <w:t xml:space="preserve">Canonical</w:t>
+      </w:r>
+      <w:r>
+        <w:t xml:space="preserve"> </w:t>
+      </w:r>
+      <m:oMath>
+        <m:r>
+          <m:t>K</m:t>
+        </m:r>
+      </m:oMath>
+      <w:r>
+        <w:t xml:space="preserve">.</w:t>
+      </w:r>
+    </w:p>
+    <w:p>
+      <w:pPr>
+        <w:pStyle w:val="FirstParagraph"/>
+      </w:pPr>
+      <w:r>
+        <w:t xml:space="preserve">Answers a different question:</w:t>
+      </w:r>
+      <w:r>
+        <w:t xml:space="preserve"> </w:t>
+      </w:r>
+      <w:r>
+        <w:rPr>
+          <w:i/>
+          <w:iCs/>
+        </w:rPr>
+        <w:t xml:space="preserve">“what is the smallest basis that has any chance of being</w:t>
+      </w:r>
+      <w:r>
+        <w:rPr>
+          <w:i/>
+          <w:iCs/>
+        </w:rPr>
+        <w:t xml:space="preserve"> </w:t>
+      </w:r>
+      <w:r>
+        <w:rPr>
+          <w:i/>
+          <w:iCs/>
+        </w:rPr>
+        <w:t xml:space="preserve">aligned with the</w:t>
+      </w:r>
+      <w:r>
+        <w:rPr>
+          <w:i/>
+          <w:iCs/>
+        </w:rPr>
+        <w:t xml:space="preserve"> </w:t>
+      </w:r>
+      <m:oMath>
+        <m:sSub>
+          <m:e>
+            <m:r>
+              <m:t>n</m:t>
+            </m:r>
+          </m:e>
+          <m:sub>
+            <m:r>
+              <m:rPr>
+                <m:nor/>
+                <m:sty m:val="p"/>
+              </m:rPr>
+              <m:t>classes</m:t>
+            </m:r>
+          </m:sub>
+        </m:sSub>
+      </m:oMath>
+      <w:r>
+        <w:rPr>
+          <w:i/>
+          <w:iCs/>
+        </w:rPr>
+        <w:t xml:space="preserve"> </w:t>
+      </w:r>
+      <w:r>
+        <w:rPr>
+          <w:i/>
+          <w:iCs/>
+        </w:rPr>
+        <w:t xml:space="preserve">land-cover classes?”</w:t>
+      </w:r>
+      <w:r>
+        <w:t xml:space="preserve"> </w:t>
+      </w:r>
+      <w:r>
+        <w:t xml:space="preserve">A basis with</w:t>
+      </w:r>
+      <w:r>
+        <w:t xml:space="preserve"> </w:t>
+      </w:r>
+      <m:oMath>
+        <m:r>
+          <m:t>K</m:t>
+        </m:r>
+        <m:r>
+          <m:rPr>
+            <m:sty m:val="p"/>
+          </m:rPr>
+          <m:t>&lt;</m:t>
+        </m:r>
+        <m:sSub>
+          <m:e>
+            <m:r>
+              <m:t>n</m:t>
+            </m:r>
+          </m:e>
+          <m:sub>
+            <m:r>
+              <m:rPr>
+                <m:nor/>
+                <m:sty m:val="p"/>
+              </m:rPr>
+              <m:t>classes</m:t>
+            </m:r>
+          </m:sub>
+        </m:sSub>
+      </m:oMath>
+      <w:r>
+        <w:t xml:space="preserve"> </w:t>
+      </w:r>
+      <w:r>
+        <w:t xml:space="preserve">forecloses on the</w:t>
+      </w:r>
+      <w:r>
+        <w:t xml:space="preserve"> </w:t>
+      </w:r>
+      <w:r>
+        <w:t xml:space="preserve">topic-routed-hard alignment: the model cannot predict more</w:t>
+      </w:r>
+      <w:r>
+        <w:t xml:space="preserve"> </w:t>
+      </w:r>
+      <w:r>
+        <w:t xml:space="preserve">distinct classes than it has topics, so the per-class precision-</w:t>
+      </w:r>
+      <w:r>
+        <w:t xml:space="preserve"> </w:t>
+      </w:r>
+      <w:r>
+        <w:t xml:space="preserve">recall table of Suppl F </w:t>
+      </w:r>
+      <w:hyperlink w:anchor="sec:per_class_pr">
+        <w:r>
+          <w:rPr>
+            <w:rStyle w:val="Hyperlink"/>
+          </w:rPr>
+          <w:t xml:space="preserve">[sec:per_class_pr]</w:t>
+        </w:r>
+      </w:hyperlink>
+      <w:r>
+        <w:t xml:space="preserve"> </w:t>
+      </w:r>
+      <w:r>
+        <w:t xml:space="preserve">would have at</w:t>
+      </w:r>
+      <w:r>
+        <w:t xml:space="preserve"> </w:t>
+      </w:r>
+      <w:r>
+        <w:t xml:space="preserve">least</w:t>
+      </w:r>
+      <w:r>
+        <w:t xml:space="preserve"> </w:t>
+      </w:r>
+      <m:oMath>
+        <m:sSub>
+          <m:e>
+            <m:r>
+              <m:t>n</m:t>
+            </m:r>
+          </m:e>
+          <m:sub>
+            <m:r>
+              <m:rPr>
+                <m:nor/>
+                <m:sty m:val="p"/>
+              </m:rPr>
+              <m:t>classes</m:t>
+            </m:r>
+          </m:sub>
+        </m:sSub>
+        <m:r>
+          <m:rPr>
+            <m:sty m:val="p"/>
+          </m:rPr>
+          <m:t>−</m:t>
+        </m:r>
+        <m:r>
+          <m:t>K</m:t>
+        </m:r>
+      </m:oMath>
+      <w:r>
+        <w:t xml:space="preserve"> </w:t>
+      </w:r>
+      <w:r>
+        <w:t xml:space="preserve">unreachable classes by</w:t>
+      </w:r>
+      <w:r>
+        <w:t xml:space="preserve"> </w:t>
+      </w:r>
+      <w:r>
+        <w:t xml:space="preserve">construction. The canonical rule therefore lower-bounds</w:t>
+      </w:r>
+      <w:r>
+        <w:t xml:space="preserve"> </w:t>
+      </w:r>
+      <m:oMath>
+        <m:r>
+          <m:t>K</m:t>
+        </m:r>
+      </m:oMath>
+      <w:r>
+        <w:t xml:space="preserve"> </w:t>
+      </w:r>
+      <w:r>
+        <w:t xml:space="preserve">at</w:t>
+      </w:r>
+      <w:r>
+        <w:t xml:space="preserve"> </w:t>
+      </w:r>
+      <m:oMath>
+        <m:sSub>
+          <m:e>
+            <m:r>
+              <m:t>n</m:t>
+            </m:r>
+          </m:e>
+          <m:sub>
+            <m:r>
+              <m:rPr>
+                <m:nor/>
+                <m:sty m:val="p"/>
+              </m:rPr>
+              <m:t>classes</m:t>
+            </m:r>
+          </m:sub>
+        </m:sSub>
+      </m:oMath>
+      <w:r>
+        <w:t xml:space="preserve"> </w:t>
+      </w:r>
+      <w:r>
+        <w:t xml:space="preserve">(capped at 12 for parsimony) so that the</w:t>
+      </w:r>
+      <w:r>
+        <w:t xml:space="preserve"> </w:t>
+      </w:r>
+      <w:r>
+        <w:t xml:space="preserve">downstream F-1, F-7, F-8 axes (classification, topic-label</w:t>
+      </w:r>
+      <w:r>
+        <w:t xml:space="preserve"> </w:t>
+      </w:r>
+      <w:r>
+        <w:t xml:space="preserve">coupling, Hungarian alignment) are answerable on the same</w:t>
+      </w:r>
+      <w:r>
+        <w:t xml:space="preserve"> </w:t>
+      </w:r>
+      <w:r>
+        <w:t xml:space="preserve">basis.</w:t>
+      </w:r>
+    </w:p>
+    <w:bookmarkEnd w:id="22"/>
+    <w:bookmarkStart w:id="23" w:name="implication-for-the-framework."/>
+    <w:p>
+      <w:pPr>
+        <w:pStyle w:val="Heading4"/>
+      </w:pPr>
+      <w:r>
+        <w:t xml:space="preserve">Implication for the framework.</w:t>
+      </w:r>
+    </w:p>
+    <w:p>
+      <w:pPr>
+        <w:pStyle w:val="FirstParagraph"/>
+      </w:pPr>
+      <w:r>
+        <w:t xml:space="preserve">The two answers</w:t>
+      </w:r>
+      <w:r>
+        <w:t xml:space="preserve"> </w:t>
+      </w:r>
+      <w:r>
+        <w:t xml:space="preserve">optimise competing notions of</w:t>
+      </w:r>
+      <w:r>
+        <w:t xml:space="preserve"> </w:t>
+      </w:r>
+      <w:r>
+        <w:t xml:space="preserve">“best</w:t>
+      </w:r>
+      <w:r>
+        <w:t xml:space="preserve"> </w:t>
+      </w:r>
+      <m:oMath>
+        <m:r>
+          <m:t>K</m:t>
+        </m:r>
+      </m:oMath>
+      <w:r>
+        <w:t xml:space="preserve">”</w:t>
+      </w:r>
+      <w:r>
+        <w:t xml:space="preserve"> </w:t>
+      </w:r>
+      <w:r>
+        <w:t xml:space="preserve">— F-4 maximises</w:t>
+      </w:r>
+      <w:r>
+        <w:t xml:space="preserve"> </w:t>
+      </w:r>
+      <w:r>
+        <w:t xml:space="preserve">model parsimony, the canonical rule maximises downstream</w:t>
+      </w:r>
+      <w:r>
+        <w:t xml:space="preserve"> </w:t>
+      </w:r>
+      <w:r>
+        <w:t xml:space="preserve">interpretability. The paper documents both rather than forcing</w:t>
+      </w:r>
+      <w:r>
+        <w:t xml:space="preserve"> </w:t>
+      </w:r>
+      <w:r>
+        <w:t xml:space="preserve">a single choice. A second-paper redesign (Suppl</w:t>
+      </w:r>
+      <w:r>
+        <w:t xml:space="preserve"> </w:t>
+      </w:r>
+      <w:r>
+        <w:t xml:space="preserve">G </w:t>
+      </w:r>
+      <w:hyperlink w:anchor="subsec:ppc">
+        <w:r>
+          <w:rPr>
+            <w:rStyle w:val="Hyperlink"/>
+          </w:rPr>
+          <w:t xml:space="preserve">[subsec:ppc]</w:t>
+        </w:r>
+      </w:hyperlink>
+      <w:r>
+        <w:t xml:space="preserve">) would lift the canonical</w:t>
+      </w:r>
+      <w:r>
+        <w:t xml:space="preserve"> </w:t>
+      </w:r>
+      <m:oMath>
+        <m:r>
+          <m:t>K</m:t>
+        </m:r>
+      </m:oMath>
+      <w:r>
+        <w:t xml:space="preserve"> </w:t>
+      </w:r>
+      <w:r>
+        <w:t xml:space="preserve">from a fixed</w:t>
+      </w:r>
+      <w:r>
+        <w:t xml:space="preserve"> </w:t>
+      </w:r>
+      <w:r>
+        <w:t xml:space="preserve">parameter to a per-axis sweep (</w:t>
+      </w:r>
+      <m:oMath>
+        <m:r>
+          <m:t>K</m:t>
+        </m:r>
+        <m:r>
+          <m:rPr>
+            <m:sty m:val="p"/>
+          </m:rPr>
+          <m:t>∈</m:t>
+        </m:r>
+        <m:r>
+          <m:rPr>
+            <m:sty m:val="p"/>
+          </m:rPr>
+          <m:t>{</m:t>
+        </m:r>
+        <m:r>
+          <m:t>4</m:t>
+        </m:r>
+        <m:r>
+          <m:rPr>
+            <m:sty m:val="p"/>
+          </m:rPr>
+          <m:t>,</m:t>
+        </m:r>
+        <m:r>
+          <m:t>6</m:t>
+        </m:r>
+        <m:r>
+          <m:rPr>
+            <m:sty m:val="p"/>
+          </m:rPr>
+          <m:t>,</m:t>
+        </m:r>
+        <m:r>
+          <m:t>8</m:t>
+        </m:r>
+        <m:r>
+          <m:rPr>
+            <m:sty m:val="p"/>
+          </m:rPr>
+          <m:t>,</m:t>
+        </m:r>
+        <m:r>
+          <m:t>10</m:t>
+        </m:r>
+        <m:r>
+          <m:rPr>
+            <m:sty m:val="p"/>
+          </m:rPr>
+          <m:t>,</m:t>
+        </m:r>
+        <m:r>
+          <m:t>12</m:t>
+        </m:r>
+        <m:r>
+          <m:rPr>
+            <m:sty m:val="p"/>
+          </m:rPr>
+          <m:t>,</m:t>
+        </m:r>
+        <m:r>
+          <m:t>16</m:t>
+        </m:r>
+        <m:r>
+          <m:rPr>
+            <m:sty m:val="p"/>
+          </m:rPr>
+          <m:t>}</m:t>
+        </m:r>
+      </m:oMath>
+      <w:r>
+        <w:t xml:space="preserve"> </w:t>
+      </w:r>
+      <w:r>
+        <w:t xml:space="preserve">on every F-axis) to remove the asymmetry.</w:t>
+      </w:r>
+    </w:p>
+    <w:bookmarkEnd w:id="23"/>
+    <w:bookmarkEnd w:id="24"/>
+    <w:bookmarkEnd w:id="25"/>
+    <w:bookmarkStart w:id="26" w:name="axis-f-5-paired-ari-under-masks"/>
+    <w:p>
+      <w:pPr>
+        <w:pStyle w:val="Heading1"/>
+      </w:pPr>
+      <w:r>
+        <w:t xml:space="preserve">Axis F-5: paired ARI under masks</w:t>
+      </w:r>
+    </w:p>
+    <w:p>
+      <w:pPr>
+        <w:pStyle w:val="FirstParagraph"/>
+      </w:pPr>
+      <w:r>
         <w:t xml:space="preserve">Detailed in conference supplement B; restated here for cross-reference.</w:t>
       </w:r>
       <w:r>
@@ -5784,8 +6787,8 @@
         <w:t xml:space="preserve">.</w:t>
       </w:r>
     </w:p>
-    <w:bookmarkEnd w:id="22"/>
-    <w:bookmarkStart w:id="23" w:name="axis-f-6-cross-method-ari"/>
+    <w:bookmarkEnd w:id="26"/>
+    <w:bookmarkStart w:id="27" w:name="axis-f-6-cross-method-ari"/>
     <w:p>
       <w:pPr>
         <w:pStyle w:val="Heading1"/>
@@ -6054,8 +7057,8 @@
         <w:t xml:space="preserve">partitions. NMI matrix is computed analogously.</w:t>
       </w:r>
     </w:p>
-    <w:bookmarkEnd w:id="23"/>
-    <w:bookmarkStart w:id="24" w:name="axis-f-7-topiclabel-coupling"/>
+    <w:bookmarkEnd w:id="27"/>
+    <w:bookmarkStart w:id="28" w:name="axis-f-7-topiclabel-coupling"/>
     <w:p>
       <w:pPr>
         <w:pStyle w:val="Heading1"/>
@@ -6634,8 +7637,8 @@
         <w:t xml:space="preserve">.</w:t>
       </w:r>
     </w:p>
-    <w:bookmarkEnd w:id="24"/>
-    <w:bookmarkStart w:id="25" w:name="axis-f-8-per-topic-hungarian-alignment"/>
+    <w:bookmarkEnd w:id="28"/>
+    <w:bookmarkStart w:id="29" w:name="axis-f-8-per-topic-hungarian-alignment"/>
     <w:p>
       <w:pPr>
         <w:pStyle w:val="Heading1"/>
@@ -7212,8 +8215,8 @@
         <w:t xml:space="preserve">.</w:t>
       </w:r>
     </w:p>
-    <w:bookmarkEnd w:id="25"/>
-    <w:bookmarkStart w:id="26" w:name="axis-f-9-hidsag-preprocessing-stability"/>
+    <w:bookmarkEnd w:id="29"/>
+    <w:bookmarkStart w:id="30" w:name="axis-f-9-hidsag-preprocessing-stability"/>
     <w:p>
       <w:pPr>
         <w:pStyle w:val="Heading1"/>
@@ -7513,8 +8516,8 @@
         <w:t xml:space="preserve">pairs.</w:t>
       </w:r>
     </w:p>
-    <w:bookmarkEnd w:id="26"/>
-    <w:bookmarkStart w:id="27" w:name="axis-f-10-cross-scene-transfer"/>
+    <w:bookmarkEnd w:id="30"/>
+    <w:bookmarkStart w:id="31" w:name="axis-f-10-cross-scene-transfer"/>
     <w:p>
       <w:pPr>
         <w:pStyle w:val="Heading1"/>
@@ -7930,8 +8933,8 @@
         <w:t xml:space="preserve">.</w:t>
       </w:r>
     </w:p>
-    <w:bookmarkEnd w:id="27"/>
-    <w:bookmarkStart w:id="28" w:name="axis-f-11-ratedistortion"/>
+    <w:bookmarkEnd w:id="31"/>
+    <w:bookmarkStart w:id="32" w:name="axis-f-11-ratedistortion"/>
     <w:p>
       <w:pPr>
         <w:pStyle w:val="Heading1"/>
@@ -8307,8 +9310,8 @@
         <w:t xml:space="preserve">bits.</w:t>
       </w:r>
     </w:p>
-    <w:bookmarkEnd w:id="28"/>
-    <w:bookmarkStart w:id="29" w:name="axis-f-12-external-baseline"/>
+    <w:bookmarkEnd w:id="32"/>
+    <w:bookmarkStart w:id="33" w:name="axis-f-12-external-baseline"/>
     <w:p>
       <w:pPr>
         <w:pStyle w:val="Heading1"/>
@@ -8470,8 +9473,8 @@
         <w:t xml:space="preserve">with the per-paper split caveat.</w:t>
       </w:r>
     </w:p>
-    <w:bookmarkEnd w:id="29"/>
-    <w:bookmarkStart w:id="30" w:name="Xbf19b15b17a4700037e38c78e9ba5808ff439f5"/>
+    <w:bookmarkEnd w:id="33"/>
+    <w:bookmarkStart w:id="34" w:name="Xbf19b15b17a4700037e38c78e9ba5808ff439f5"/>
     <w:p>
       <w:pPr>
         <w:pStyle w:val="Heading1"/>
@@ -8659,7 +9662,7 @@
         <w:t xml:space="preserve">directly.</w:t>
       </w:r>
     </w:p>
-    <w:bookmarkEnd w:id="30"/>
+    <w:bookmarkEnd w:id="34"/>
     <w:sectPr>
       <w:footnotePr>
         <w:numRestart w:val="eachSect"/>
